--- a/aa.docx
+++ b/aa.docx
@@ -5,10 +5,20 @@
     <w:p>
       <w:pPr>
         <w:jc w:val="center"/>
+        <w:rPr>
+          <w:sz w:val="52"/>
+          <w:szCs w:val="52"/>
+        </w:rPr>
       </w:pPr>
+      <w:proofErr w:type="spellStart"/>
       <w:r>
-        <w:t>ksdjkfsjkkdslk</w:t>
+        <w:rPr>
+          <w:sz w:val="52"/>
+          <w:szCs w:val="52"/>
+        </w:rPr>
+        <w:t>hahahahahahahaah</w:t>
       </w:r>
+      <w:proofErr w:type="spellEnd"/>
     </w:p>
     <w:sectPr>
       <w:pgSz w:w="12240" w:h="15840"/>
